--- a/FTCOES-264 Pacto Pedagógico Lógica de Programación.docx
+++ b/FTCOES-264 Pacto Pedagógico Lógica de Programación.docx
@@ -569,6 +569,13 @@
                 <w:b/>
               </w:rPr>
             </w:pPr>
+            <w:r>
+              <w:rPr>
+                <w:rFonts w:ascii="Arial" w:hAnsi="Arial" w:cs="Arial"/>
+                <w:b/>
+              </w:rPr>
+              <w:t>Lunes 1:30 a 4:30 y jueves 9:00 a 12:00</w:t>
+            </w:r>
           </w:p>
         </w:tc>
       </w:tr>
@@ -588,6 +595,16 @@
           <w:szCs w:val="22"/>
         </w:rPr>
       </w:pPr>
+      <w:r>
+        <w:rPr>
+          <w:rFonts w:ascii="Arial" w:hAnsi="Arial" w:cs="Arial"/>
+          <w:b/>
+          <w:bCs/>
+          <w:sz w:val="22"/>
+          <w:szCs w:val="22"/>
+        </w:rPr>
+        <w:t xml:space="preserve"> </w:t>
+      </w:r>
     </w:p>
     <w:p>
       <w:pPr>
@@ -2216,6 +2233,48 @@
           <w:szCs w:val="22"/>
         </w:rPr>
         <w:t>.</w:t>
+      </w:r>
+    </w:p>
+    <w:p>
+      <w:pPr>
+        <w:pBdr>
+          <w:top w:val="single" w:sz="4" w:space="1" w:color="000000"/>
+          <w:left w:val="single" w:sz="4" w:space="0" w:color="000000"/>
+          <w:bottom w:val="single" w:sz="4" w:space="1" w:color="000000"/>
+          <w:right w:val="single" w:sz="4" w:space="4" w:color="000000"/>
+        </w:pBdr>
+        <w:spacing w:line="276" w:lineRule="auto"/>
+        <w:jc w:val="both"/>
+        <w:rPr>
+          <w:rFonts w:ascii="Arial" w:eastAsia="Arial" w:hAnsi="Arial" w:cs="Arial"/>
+          <w:sz w:val="22"/>
+          <w:szCs w:val="22"/>
+        </w:rPr>
+      </w:pPr>
+    </w:p>
+    <w:p>
+      <w:pPr>
+        <w:pBdr>
+          <w:top w:val="single" w:sz="4" w:space="1" w:color="000000"/>
+          <w:left w:val="single" w:sz="4" w:space="0" w:color="000000"/>
+          <w:bottom w:val="single" w:sz="4" w:space="1" w:color="000000"/>
+          <w:right w:val="single" w:sz="4" w:space="4" w:color="000000"/>
+        </w:pBdr>
+        <w:spacing w:line="276" w:lineRule="auto"/>
+        <w:jc w:val="both"/>
+        <w:rPr>
+          <w:rFonts w:ascii="Arial" w:eastAsia="Arial" w:hAnsi="Arial" w:cs="Arial"/>
+          <w:sz w:val="22"/>
+          <w:szCs w:val="22"/>
+        </w:rPr>
+      </w:pPr>
+      <w:r>
+        <w:rPr>
+          <w:rFonts w:ascii="Arial" w:eastAsia="Arial" w:hAnsi="Arial" w:cs="Arial"/>
+          <w:sz w:val="22"/>
+          <w:szCs w:val="22"/>
+        </w:rPr>
+        <w:t xml:space="preserve">Se acuerda con los estudiantes, que cada uno realizará de manera particular, en un repositorio propio, los ejercicios independientes de las guías, estos servirán como un plus en las notas que se vean afectadas en los momentos. </w:t>
       </w:r>
     </w:p>
     <w:p>
@@ -2719,7 +2778,6 @@
           <w:sz w:val="22"/>
           <w:szCs w:val="22"/>
         </w:rPr>
-        <w:lastRenderedPageBreak/>
         <w:t>Se dispone de un repositorio, que contiene la información de las guías informativas, proyecto integrador y ejercicios realizados en clase, para que el estudiante las pueda usar fuera de clase:</w:t>
       </w:r>
     </w:p>
@@ -2740,24 +2798,18 @@
           <w:szCs w:val="22"/>
         </w:rPr>
       </w:pPr>
-    </w:p>
-    <w:p>
-      <w:pPr>
-        <w:pBdr>
-          <w:top w:val="single" w:sz="4" w:space="1" w:color="000000"/>
-          <w:left w:val="single" w:sz="4" w:space="0" w:color="000000"/>
-          <w:bottom w:val="single" w:sz="4" w:space="1" w:color="000000"/>
-          <w:right w:val="single" w:sz="4" w:space="4" w:color="000000"/>
-        </w:pBdr>
-        <w:spacing w:line="276" w:lineRule="auto"/>
-        <w:jc w:val="both"/>
-        <w:rPr>
-          <w:rFonts w:ascii="Arial" w:eastAsia="Arial" w:hAnsi="Arial" w:cs="Arial"/>
-          <w:bCs/>
-          <w:sz w:val="22"/>
-          <w:szCs w:val="22"/>
-        </w:rPr>
-      </w:pPr>
+      <w:hyperlink r:id="rId18" w:history="1">
+        <w:r>
+          <w:rPr>
+            <w:rStyle w:val="Hipervnculo"/>
+            <w:rFonts w:ascii="Arial" w:eastAsia="Arial" w:hAnsi="Arial" w:cs="Arial"/>
+            <w:bCs/>
+            <w:sz w:val="22"/>
+            <w:szCs w:val="22"/>
+          </w:rPr>
+          <w:t>https://github.com/ProSachi/Med2-empresarial-uribe-logica-Programacion-lunes-jueves</w:t>
+        </w:r>
+      </w:hyperlink>
     </w:p>
     <w:p>
       <w:pPr>
@@ -2972,6 +3024,12 @@
                 <w:rFonts w:ascii="Arial" w:hAnsi="Arial" w:cs="Arial"/>
               </w:rPr>
             </w:pPr>
+            <w:r>
+              <w:rPr>
+                <w:rFonts w:ascii="Arial" w:hAnsi="Arial" w:cs="Arial"/>
+              </w:rPr>
+              <w:t>24/09/2026</w:t>
+            </w:r>
           </w:p>
         </w:tc>
       </w:tr>
@@ -3008,6 +3066,12 @@
                 <w:rFonts w:ascii="Arial" w:hAnsi="Arial" w:cs="Arial"/>
               </w:rPr>
             </w:pPr>
+            <w:r>
+              <w:rPr>
+                <w:rFonts w:ascii="Arial" w:hAnsi="Arial" w:cs="Arial"/>
+              </w:rPr>
+              <w:t>28/09/2026</w:t>
+            </w:r>
           </w:p>
         </w:tc>
       </w:tr>
@@ -3046,6 +3110,12 @@
                 <w:rFonts w:ascii="Arial" w:hAnsi="Arial" w:cs="Arial"/>
               </w:rPr>
             </w:pPr>
+            <w:r>
+              <w:rPr>
+                <w:rFonts w:ascii="Arial" w:hAnsi="Arial" w:cs="Arial"/>
+              </w:rPr>
+              <w:t>19/10/2026</w:t>
+            </w:r>
           </w:p>
         </w:tc>
       </w:tr>
@@ -3082,6 +3152,12 @@
                 <w:rFonts w:ascii="Arial" w:hAnsi="Arial" w:cs="Arial"/>
               </w:rPr>
             </w:pPr>
+            <w:r>
+              <w:rPr>
+                <w:rFonts w:ascii="Arial" w:hAnsi="Arial" w:cs="Arial"/>
+              </w:rPr>
+              <w:t>22/10/2026</w:t>
+            </w:r>
           </w:p>
         </w:tc>
       </w:tr>
@@ -3119,6 +3195,12 @@
                 <w:rFonts w:ascii="Arial" w:hAnsi="Arial" w:cs="Arial"/>
               </w:rPr>
             </w:pPr>
+            <w:r>
+              <w:rPr>
+                <w:rFonts w:ascii="Arial" w:hAnsi="Arial" w:cs="Arial"/>
+              </w:rPr>
+              <w:t>09/11/2026</w:t>
+            </w:r>
           </w:p>
         </w:tc>
       </w:tr>
@@ -3155,6 +3237,12 @@
                 <w:rFonts w:ascii="Arial" w:hAnsi="Arial" w:cs="Arial"/>
               </w:rPr>
             </w:pPr>
+            <w:r>
+              <w:rPr>
+                <w:rFonts w:ascii="Arial" w:hAnsi="Arial" w:cs="Arial"/>
+              </w:rPr>
+              <w:t>09/11/2026</w:t>
+            </w:r>
           </w:p>
         </w:tc>
       </w:tr>
@@ -4244,6 +4332,7 @@
                 <w:szCs w:val="18"/>
                 <w:lang w:val="es-ES"/>
               </w:rPr>
+              <w:lastRenderedPageBreak/>
               <w:t>N°</w:t>
             </w:r>
             <w:proofErr w:type="spellEnd"/>
@@ -4695,8 +4784,8 @@
       </w:pPr>
     </w:p>
     <w:sectPr>
-      <w:headerReference w:type="default" r:id="rId18"/>
-      <w:footerReference w:type="default" r:id="rId19"/>
+      <w:headerReference w:type="default" r:id="rId19"/>
+      <w:footerReference w:type="default" r:id="rId20"/>
       <w:pgSz w:w="12242" w:h="15842" w:code="1"/>
       <w:pgMar w:top="1134" w:right="902" w:bottom="1134" w:left="1418" w:header="851" w:footer="851" w:gutter="0"/>
       <w:cols w:space="720"/>
@@ -11820,6 +11909,30 @@
 </file>
 
 <file path=customXml/item1.xml><?xml version="1.0" encoding="utf-8"?>
+<b:Sources xmlns:b="http://schemas.openxmlformats.org/officeDocument/2006/bibliography" xmlns="http://schemas.openxmlformats.org/officeDocument/2006/bibliography" SelectedStyle="\APASixthEditionOfficeOnline.xsl" StyleName="APA" Version="6"/>
+</file>
+
+<file path=customXml/item2.xml><?xml version="1.0" encoding="utf-8"?>
+<p:properties xmlns:p="http://schemas.microsoft.com/office/2006/metadata/properties" xmlns:xsi="http://www.w3.org/2001/XMLSchema-instance" xmlns:pc="http://schemas.microsoft.com/office/infopath/2007/PartnerControls">
+  <documentManagement>
+    <lcf76f155ced4ddcb4097134ff3c332f xmlns="7f48dc74-810e-4597-a58e-28cb4ccb6405">
+      <Terms xmlns="http://schemas.microsoft.com/office/infopath/2007/PartnerControls"/>
+    </lcf76f155ced4ddcb4097134ff3c332f>
+    <TaxCatchAll xmlns="cfbdc990-d511-4af6-b9b1-fc96925cdde4" xsi:nil="true"/>
+  </documentManagement>
+</p:properties>
+</file>
+
+<file path=customXml/item3.xml><?xml version="1.0" encoding="utf-8"?>
+<?mso-contentType ?>
+<FormTemplates xmlns="http://schemas.microsoft.com/sharepoint/v3/contenttype/forms">
+  <Display>DocumentLibraryForm</Display>
+  <Edit>DocumentLibraryForm</Edit>
+  <New>DocumentLibraryForm</New>
+</FormTemplates>
+</file>
+
+<file path=customXml/item4.xml><?xml version="1.0" encoding="utf-8"?>
 <ct:contentTypeSchema xmlns:ct="http://schemas.microsoft.com/office/2006/metadata/contentType" xmlns:ma="http://schemas.microsoft.com/office/2006/metadata/properties/metaAttributes" ct:_="" ma:_="" ma:contentTypeName="Documento" ma:contentTypeID="0x01010083AF92C53C90D641BDD84C8B6D931CAF" ma:contentTypeVersion="14" ma:contentTypeDescription="Crear nuevo documento." ma:contentTypeScope="" ma:versionID="427fde5a279d9f9dc3b9fa91a56bdd57">
   <xsd:schema xmlns:xsd="http://www.w3.org/2001/XMLSchema" xmlns:xs="http://www.w3.org/2001/XMLSchema" xmlns:p="http://schemas.microsoft.com/office/2006/metadata/properties" xmlns:ns2="7f48dc74-810e-4597-a58e-28cb4ccb6405" xmlns:ns3="cfbdc990-d511-4af6-b9b1-fc96925cdde4" targetNamespace="http://schemas.microsoft.com/office/2006/metadata/properties" ma:root="true" ma:fieldsID="2c265a2928579b9ed418c0a31077ec14" ns2:_="" ns3:_="">
     <xsd:import namespace="7f48dc74-810e-4597-a58e-28cb4ccb6405"/>
@@ -12048,31 +12161,34 @@
 </ct:contentTypeSchema>
 </file>
 
-<file path=customXml/item2.xml><?xml version="1.0" encoding="utf-8"?>
-<?mso-contentType ?>
-<FormTemplates xmlns="http://schemas.microsoft.com/sharepoint/v3/contenttype/forms">
-  <Display>DocumentLibraryForm</Display>
-  <Edit>DocumentLibraryForm</Edit>
-  <New>DocumentLibraryForm</New>
-</FormTemplates>
+<file path=customXml/itemProps1.xml><?xml version="1.0" encoding="utf-8"?>
+<ds:datastoreItem xmlns:ds="http://schemas.openxmlformats.org/officeDocument/2006/customXml" ds:itemID="{719C53C8-6477-46F0-91B2-9F1066145A2E}">
+  <ds:schemaRefs>
+    <ds:schemaRef ds:uri="http://schemas.openxmlformats.org/officeDocument/2006/bibliography"/>
+  </ds:schemaRefs>
+</ds:datastoreItem>
 </file>
 
-<file path=customXml/item3.xml><?xml version="1.0" encoding="utf-8"?>
-<p:properties xmlns:p="http://schemas.microsoft.com/office/2006/metadata/properties" xmlns:xsi="http://www.w3.org/2001/XMLSchema-instance" xmlns:pc="http://schemas.microsoft.com/office/infopath/2007/PartnerControls">
-  <documentManagement>
-    <lcf76f155ced4ddcb4097134ff3c332f xmlns="7f48dc74-810e-4597-a58e-28cb4ccb6405">
-      <Terms xmlns="http://schemas.microsoft.com/office/infopath/2007/PartnerControls"/>
-    </lcf76f155ced4ddcb4097134ff3c332f>
-    <TaxCatchAll xmlns="cfbdc990-d511-4af6-b9b1-fc96925cdde4" xsi:nil="true"/>
-  </documentManagement>
-</p:properties>
+<file path=customXml/itemProps2.xml><?xml version="1.0" encoding="utf-8"?>
+<ds:datastoreItem xmlns:ds="http://schemas.openxmlformats.org/officeDocument/2006/customXml" ds:itemID="{B6FB8993-579F-4DED-9164-261DF16F17BC}">
+  <ds:schemaRefs>
+    <ds:schemaRef ds:uri="http://schemas.microsoft.com/office/2006/metadata/properties"/>
+    <ds:schemaRef ds:uri="http://schemas.microsoft.com/office/infopath/2007/PartnerControls"/>
+    <ds:schemaRef ds:uri="7f48dc74-810e-4597-a58e-28cb4ccb6405"/>
+    <ds:schemaRef ds:uri="cfbdc990-d511-4af6-b9b1-fc96925cdde4"/>
+  </ds:schemaRefs>
+</ds:datastoreItem>
 </file>
 
-<file path=customXml/item4.xml><?xml version="1.0" encoding="utf-8"?>
-<b:Sources xmlns:b="http://schemas.openxmlformats.org/officeDocument/2006/bibliography" xmlns="http://schemas.openxmlformats.org/officeDocument/2006/bibliography" SelectedStyle="\APASixthEditionOfficeOnline.xsl" StyleName="APA" Version="6"/>
+<file path=customXml/itemProps3.xml><?xml version="1.0" encoding="utf-8"?>
+<ds:datastoreItem xmlns:ds="http://schemas.openxmlformats.org/officeDocument/2006/customXml" ds:itemID="{1A078964-D09C-44B4-8577-FC6AF74D9725}">
+  <ds:schemaRefs>
+    <ds:schemaRef ds:uri="http://schemas.microsoft.com/sharepoint/v3/contenttype/forms"/>
+  </ds:schemaRefs>
+</ds:datastoreItem>
 </file>
 
-<file path=customXml/itemProps1.xml><?xml version="1.0" encoding="utf-8"?>
+<file path=customXml/itemProps4.xml><?xml version="1.0" encoding="utf-8"?>
 <ds:datastoreItem xmlns:ds="http://schemas.openxmlformats.org/officeDocument/2006/customXml" ds:itemID="{DC2DA9BF-20F1-4879-B2E8-D8D14265C4BC}">
   <ds:schemaRefs>
     <ds:schemaRef ds:uri="http://schemas.microsoft.com/office/2006/metadata/contentType"/>
@@ -12089,31 +12205,4 @@
     <ds:schemaRef ds:uri="http://schemas.microsoft.com/internal/obd"/>
   </ds:schemaRefs>
 </ds:datastoreItem>
-</file>
-
-<file path=customXml/itemProps2.xml><?xml version="1.0" encoding="utf-8"?>
-<ds:datastoreItem xmlns:ds="http://schemas.openxmlformats.org/officeDocument/2006/customXml" ds:itemID="{1A078964-D09C-44B4-8577-FC6AF74D9725}">
-  <ds:schemaRefs>
-    <ds:schemaRef ds:uri="http://schemas.microsoft.com/sharepoint/v3/contenttype/forms"/>
-  </ds:schemaRefs>
-</ds:datastoreItem>
-</file>
-
-<file path=customXml/itemProps3.xml><?xml version="1.0" encoding="utf-8"?>
-<ds:datastoreItem xmlns:ds="http://schemas.openxmlformats.org/officeDocument/2006/customXml" ds:itemID="{B6FB8993-579F-4DED-9164-261DF16F17BC}">
-  <ds:schemaRefs>
-    <ds:schemaRef ds:uri="http://schemas.microsoft.com/office/2006/metadata/properties"/>
-    <ds:schemaRef ds:uri="http://schemas.microsoft.com/office/infopath/2007/PartnerControls"/>
-    <ds:schemaRef ds:uri="7f48dc74-810e-4597-a58e-28cb4ccb6405"/>
-    <ds:schemaRef ds:uri="cfbdc990-d511-4af6-b9b1-fc96925cdde4"/>
-  </ds:schemaRefs>
-</ds:datastoreItem>
-</file>
-
-<file path=customXml/itemProps4.xml><?xml version="1.0" encoding="utf-8"?>
-<ds:datastoreItem xmlns:ds="http://schemas.openxmlformats.org/officeDocument/2006/customXml" ds:itemID="{719C53C8-6477-46F0-91B2-9F1066145A2E}">
-  <ds:schemaRefs>
-    <ds:schemaRef ds:uri="http://schemas.openxmlformats.org/officeDocument/2006/bibliography"/>
-  </ds:schemaRefs>
-</ds:datastoreItem>
 </file>